--- a/BE-Opdracht-5-docs/Testrapport.docx
+++ b/BE-Opdracht-5-docs/Testrapport.docx
@@ -122,7 +122,13 @@
         <w:t>Datum:</w:t>
       </w:r>
       <w:r>
-        <w:t xml:space="preserve"> 15-1-2026</w:t>
+        <w:t xml:space="preserve"> 1</w:t>
+      </w:r>
+      <w:r>
+        <w:t>5-3</w:t>
+      </w:r>
+      <w:r>
+        <w:t>-2026</w:t>
       </w:r>
     </w:p>
     <w:p>
@@ -221,7 +227,13 @@
           </w:tcPr>
           <w:p>
             <w:r>
-              <w:t>15-1-2026</w:t>
+              <w:t>1</w:t>
+            </w:r>
+            <w:r>
+              <w:t>5-3-</w:t>
+            </w:r>
+            <w:r>
+              <w:t>2026</w:t>
             </w:r>
           </w:p>
         </w:tc>
@@ -829,16 +841,11 @@
         <w:t xml:space="preserve">Dit document is opgesteld voor </w:t>
       </w:r>
       <w:r>
-        <w:t xml:space="preserve">ontwikkelaars, </w:t>
-      </w:r>
-      <w:proofErr w:type="spellStart"/>
-      <w:r>
-        <w:t>productowner</w:t>
+        <w:t>ontwikkelaars, productowner</w:t>
       </w:r>
       <w:r>
         <w:t>s</w:t>
       </w:r>
-      <w:proofErr w:type="spellEnd"/>
       <w:r>
         <w:t>, testers</w:t>
       </w:r>
@@ -857,11 +864,7 @@
         <w:t>ser</w:t>
       </w:r>
       <w:r>
-        <w:t xml:space="preserve"> </w:t>
-      </w:r>
-      <w:proofErr w:type="spellStart"/>
-      <w:r>
-        <w:t>S</w:t>
+        <w:t xml:space="preserve"> S</w:t>
       </w:r>
       <w:r>
         <w:t>tor</w:t>
@@ -869,7 +872,6 @@
       <w:r>
         <w:t>ies</w:t>
       </w:r>
-      <w:proofErr w:type="spellEnd"/>
       <w:r>
         <w:t xml:space="preserve"> en verbetervoorstellen</w:t>
       </w:r>
@@ -900,7 +902,6 @@
         </w:rPr>
       </w:pPr>
       <w:bookmarkStart w:id="1" w:name="_Toc129584011"/>
-      <w:proofErr w:type="spellStart"/>
       <w:r>
         <w:rPr>
           <w:lang w:val="en-GB"/>
@@ -913,7 +914,6 @@
         </w:rPr>
         <w:t>s</w:t>
       </w:r>
-      <w:proofErr w:type="spellEnd"/>
       <w:r>
         <w:rPr>
           <w:lang w:val="en-GB"/>
@@ -983,15 +983,7 @@
         <w:t>het</w:t>
       </w:r>
       <w:r>
-        <w:t xml:space="preserve"> happy of </w:t>
-      </w:r>
-      <w:proofErr w:type="spellStart"/>
-      <w:r>
-        <w:t>unhappy</w:t>
-      </w:r>
-      <w:proofErr w:type="spellEnd"/>
-      <w:r>
-        <w:t xml:space="preserve"> scenario afwijkt van het verwachte resultaat is het een bug.</w:t>
+        <w:t xml:space="preserve"> happy of unhappy scenario afwijkt van het verwachte resultaat is het een bug.</w:t>
       </w:r>
     </w:p>
     <w:p>
@@ -999,15 +991,7 @@
         <w:t>B</w:t>
       </w:r>
       <w:r>
-        <w:t xml:space="preserve">ugs: </w:t>
-      </w:r>
-      <w:proofErr w:type="spellStart"/>
-      <w:r>
-        <w:t>TestId</w:t>
-      </w:r>
-      <w:proofErr w:type="spellEnd"/>
-      <w:r>
-        <w:t xml:space="preserve"> [nummer], ….</w:t>
+        <w:t>ugs: TestId [nummer], ….</w:t>
       </w:r>
     </w:p>
     <w:p>
@@ -1041,11 +1025,9 @@
       <w:r>
         <w:t xml:space="preserve"> en </w:t>
       </w:r>
-      <w:proofErr w:type="spellStart"/>
       <w:r>
         <w:t>gereviewd</w:t>
       </w:r>
-      <w:proofErr w:type="spellEnd"/>
       <w:r>
         <w:t>)</w:t>
       </w:r>
@@ -1119,43 +1101,7 @@
           <w:color w:val="201F1E"/>
           <w:lang w:eastAsia="nl-NL"/>
         </w:rPr>
-        <w:t>(</w:t>
-      </w:r>
-      <w:proofErr w:type="spellStart"/>
-      <w:r>
-        <w:rPr>
-          <w:rFonts w:ascii="Calibri" w:eastAsia="Times New Roman" w:hAnsi="Calibri" w:cs="Calibri"/>
-          <w:color w:val="201F1E"/>
-          <w:lang w:eastAsia="nl-NL"/>
-        </w:rPr>
-        <w:t>Un</w:t>
-      </w:r>
-      <w:proofErr w:type="spellEnd"/>
-      <w:r>
-        <w:rPr>
-          <w:rFonts w:ascii="Calibri" w:eastAsia="Times New Roman" w:hAnsi="Calibri" w:cs="Calibri"/>
-          <w:color w:val="201F1E"/>
-          <w:lang w:eastAsia="nl-NL"/>
-        </w:rPr>
-        <w:t>)</w:t>
-      </w:r>
-      <w:proofErr w:type="spellStart"/>
-      <w:r>
-        <w:rPr>
-          <w:rFonts w:ascii="Calibri" w:eastAsia="Times New Roman" w:hAnsi="Calibri" w:cs="Calibri"/>
-          <w:color w:val="201F1E"/>
-          <w:lang w:eastAsia="nl-NL"/>
-        </w:rPr>
-        <w:t>Happy_titel</w:t>
-      </w:r>
-      <w:proofErr w:type="spellEnd"/>
-      <w:r>
-        <w:rPr>
-          <w:rFonts w:ascii="Calibri" w:eastAsia="Times New Roman" w:hAnsi="Calibri" w:cs="Calibri"/>
-          <w:color w:val="201F1E"/>
-          <w:lang w:eastAsia="nl-NL"/>
-        </w:rPr>
-        <w:t>……</w:t>
+        <w:t>(Un)Happy_titel……</w:t>
       </w:r>
     </w:p>
     <w:p>
@@ -1581,29 +1527,7 @@
           <w:szCs w:val="22"/>
           <w:lang w:eastAsia="nl-NL"/>
         </w:rPr>
-        <w:t xml:space="preserve">Scenario_01: </w:t>
-      </w:r>
-      <w:proofErr w:type="spellStart"/>
-      <w:r>
-        <w:rPr>
-          <w:rFonts w:ascii="Calibri" w:eastAsia="Times New Roman" w:hAnsi="Calibri" w:cs="Calibri"/>
-          <w:color w:val="201F1E"/>
-          <w:sz w:val="22"/>
-          <w:szCs w:val="22"/>
-          <w:lang w:eastAsia="nl-NL"/>
-        </w:rPr>
-        <w:t>Happy_titel</w:t>
-      </w:r>
-      <w:proofErr w:type="spellEnd"/>
-      <w:r>
-        <w:rPr>
-          <w:rFonts w:ascii="Calibri" w:eastAsia="Times New Roman" w:hAnsi="Calibri" w:cs="Calibri"/>
-          <w:color w:val="201F1E"/>
-          <w:sz w:val="22"/>
-          <w:szCs w:val="22"/>
-          <w:lang w:eastAsia="nl-NL"/>
-        </w:rPr>
-        <w:t>……</w:t>
+        <w:t>Scenario_01: Happy_titel……</w:t>
       </w:r>
     </w:p>
     <w:p>
@@ -1801,29 +1725,7 @@
           <w:szCs w:val="22"/>
           <w:lang w:eastAsia="nl-NL"/>
         </w:rPr>
-        <w:t xml:space="preserve">Scenario_02 </w:t>
-      </w:r>
-      <w:proofErr w:type="spellStart"/>
-      <w:r>
-        <w:rPr>
-          <w:rFonts w:ascii="Calibri" w:eastAsia="Times New Roman" w:hAnsi="Calibri" w:cs="Calibri"/>
-          <w:color w:val="201F1E"/>
-          <w:sz w:val="22"/>
-          <w:szCs w:val="22"/>
-          <w:lang w:eastAsia="nl-NL"/>
-        </w:rPr>
-        <w:t>UnHappy_titel</w:t>
-      </w:r>
-      <w:proofErr w:type="spellEnd"/>
-      <w:r>
-        <w:rPr>
-          <w:rFonts w:ascii="Calibri" w:eastAsia="Times New Roman" w:hAnsi="Calibri" w:cs="Calibri"/>
-          <w:color w:val="201F1E"/>
-          <w:sz w:val="22"/>
-          <w:szCs w:val="22"/>
-          <w:lang w:eastAsia="nl-NL"/>
-        </w:rPr>
-        <w:t>……</w:t>
+        <w:t>Scenario_02 UnHappy_titel……</w:t>
       </w:r>
     </w:p>
     <w:p>
@@ -2013,13 +1915,8 @@
       <w:bookmarkEnd w:id="8"/>
     </w:p>
     <w:p>
-      <w:proofErr w:type="spellStart"/>
-      <w:r>
-        <w:t>Enz</w:t>
-      </w:r>
-      <w:proofErr w:type="spellEnd"/>
-      <w:r>
-        <w:t>….</w:t>
+      <w:r>
+        <w:t>Enz….</w:t>
       </w:r>
     </w:p>
     <w:p/>
